--- a/fuentes/228122_CF02_AD.docx
+++ b/fuentes/228122_CF02_AD.docx
@@ -14117,7 +14117,7 @@
 </file>
 
 <file path=customXml/itemProps2.xml><?xml version="1.0" encoding="utf-8"?>
-<ds:datastoreItem xmlns:ds="http://schemas.openxmlformats.org/officeDocument/2006/customXml" ds:itemID="{E9E7926B-D510-4C43-82BC-ED1931059738}"/>
+<ds:datastoreItem xmlns:ds="http://schemas.openxmlformats.org/officeDocument/2006/customXml" ds:itemID="{A68F95A0-4C21-42E5-90FD-FCA3F79B8981}"/>
 </file>
 
 <file path=customXml/itemProps3.xml><?xml version="1.0" encoding="utf-8"?>
